--- a/KHBD_Robotics/Lớp_8/Tuần_07/KHBD_Robotics_Lớp_8_Tiet06_Bai_6_Phuong_tien_giao_thong_qua_cac_thoi_ai.docx
+++ b/KHBD_Robotics/Lớp_8/Tuần_07/KHBD_Robotics_Lớp_8_Tiet06_Bai_6_Phuong_tien_giao_thong_qua_cac_thoi_ai.docx
@@ -335,7 +335,7 @@
           <w:i w:val="0"/>
           <w:sz w:val="26"/>
         </w:rPr>
-        <w:t>- Cơ cấu chuyển động lặp</w:t>
+        <w:t>-  Nêu được tên các phương tiện giao thông qua các thời đại khác nhau.</w:t>
       </w:r>
     </w:p>
     <w:p>
@@ -351,7 +351,7 @@
           <w:i w:val="0"/>
           <w:sz w:val="26"/>
         </w:rPr>
-        <w:t>- Chế tạo robot đua ngựa thi đấu</w:t>
+        <w:t>-  Phác họa được ý tưởng thiết kế robot hiệp sĩ cưỡi ngựa.</w:t>
       </w:r>
     </w:p>
     <w:p>
@@ -983,165 +983,159 @@
                 <w:rFonts w:ascii="Times New Roman" w:hAnsi="Times New Roman" w:cs="Times New Roman"/>
                 <w:sz w:val="26"/>
               </w:rPr>
-            </w:r>
-            <w:r>
-              <w:rPr>
-                <w:rFonts w:ascii="Times New Roman" w:hAnsi="Times New Roman" w:cs="Times New Roman" w:eastAsia="Times New Roman"/>
-                <w:b w:val="0"/>
-                <w:i w:val="0"/>
-                <w:sz w:val="26"/>
-              </w:rPr>
-              <w:t>Bước 1: Chuyển giao nhiệm vụ học tập:</w:t>
-            </w:r>
-          </w:p>
-          <w:p>
-            <w:pPr>
-              <w:spacing w:line="276" w:lineRule="auto" w:after="40"/>
-              <w:jc w:val="left"/>
-            </w:pPr>
-            <w:r>
-              <w:rPr>
-                <w:rFonts w:ascii="Times New Roman" w:hAnsi="Times New Roman" w:cs="Times New Roman" w:eastAsia="Times New Roman"/>
-                <w:b w:val="0"/>
-                <w:i w:val="0"/>
-                <w:sz w:val="26"/>
-              </w:rPr>
-              <w:t>- GV trình chiếu clip/hình ảnh thực tế liên quan đến Bài 6. Phương tiện giao thông qua các thời đại.</w:t>
-            </w:r>
-          </w:p>
-          <w:p>
-            <w:pPr>
-              <w:spacing w:line="276" w:lineRule="auto" w:after="40"/>
-              <w:jc w:val="left"/>
-            </w:pPr>
-            <w:r>
-              <w:rPr>
-                <w:rFonts w:ascii="Times New Roman" w:hAnsi="Times New Roman" w:cs="Times New Roman" w:eastAsia="Times New Roman"/>
-                <w:b w:val="0"/>
-                <w:i w:val="0"/>
-                <w:sz w:val="26"/>
-              </w:rPr>
-              <w:t>- Yêu cầu HS quan sát và phân tích cơ chế chuyển động.</w:t>
-            </w:r>
-          </w:p>
-          <w:p>
-            <w:pPr>
-              <w:spacing w:line="276" w:lineRule="auto" w:after="40"/>
-              <w:jc w:val="left"/>
-            </w:pPr>
-            <w:r>
-              <w:rPr>
-                <w:rFonts w:ascii="Times New Roman" w:hAnsi="Times New Roman" w:cs="Times New Roman" w:eastAsia="Times New Roman"/>
-                <w:b w:val="0"/>
-                <w:i w:val="0"/>
-                <w:sz w:val="26"/>
-              </w:rPr>
-              <w:t>Bước 2: Học sinh tiếp nhận nhiệm vụ học tập:</w:t>
-            </w:r>
-          </w:p>
-          <w:p>
-            <w:pPr>
-              <w:spacing w:line="276" w:lineRule="auto" w:after="40"/>
-              <w:jc w:val="left"/>
-            </w:pPr>
-            <w:r>
-              <w:rPr>
-                <w:rFonts w:ascii="Times New Roman" w:hAnsi="Times New Roman" w:cs="Times New Roman" w:eastAsia="Times New Roman"/>
-                <w:b w:val="0"/>
-                <w:i w:val="0"/>
-                <w:sz w:val="26"/>
-              </w:rPr>
-              <w:t>- HS tập trung quan sát màn chiếu, lắng nghe câu hỏi dẫn dắt.</w:t>
-            </w:r>
-          </w:p>
-          <w:p>
-            <w:pPr>
-              <w:spacing w:line="276" w:lineRule="auto" w:after="40"/>
-              <w:jc w:val="left"/>
-            </w:pPr>
-            <w:r>
-              <w:rPr>
-                <w:rFonts w:ascii="Times New Roman" w:hAnsi="Times New Roman" w:cs="Times New Roman" w:eastAsia="Times New Roman"/>
-                <w:b w:val="0"/>
-                <w:i w:val="0"/>
-                <w:sz w:val="26"/>
-              </w:rPr>
-              <w:t>- HS thảo luận nhanh theo nhóm bàn, đối chiếu hiện tượng.</w:t>
-            </w:r>
-          </w:p>
-          <w:p>
-            <w:pPr>
-              <w:spacing w:line="276" w:lineRule="auto" w:after="40"/>
-              <w:jc w:val="left"/>
-            </w:pPr>
-            <w:r>
-              <w:rPr>
-                <w:rFonts w:ascii="Times New Roman" w:hAnsi="Times New Roman" w:cs="Times New Roman" w:eastAsia="Times New Roman"/>
-                <w:b w:val="0"/>
-                <w:i w:val="0"/>
-                <w:sz w:val="26"/>
-              </w:rPr>
-              <w:t>Bước 3: Báo cáo kết quả hoạt động:</w:t>
-            </w:r>
-          </w:p>
-          <w:p>
-            <w:pPr>
-              <w:spacing w:line="276" w:lineRule="auto" w:after="40"/>
-              <w:jc w:val="left"/>
-            </w:pPr>
-            <w:r>
-              <w:rPr>
-                <w:rFonts w:ascii="Times New Roman" w:hAnsi="Times New Roman" w:cs="Times New Roman" w:eastAsia="Times New Roman"/>
-                <w:b w:val="0"/>
-                <w:i w:val="0"/>
-                <w:sz w:val="26"/>
-              </w:rPr>
-              <w:t>- 2 đại diện HS trả lời câu hỏi khởi động.</w:t>
-            </w:r>
-          </w:p>
-          <w:p>
-            <w:pPr>
-              <w:spacing w:line="276" w:lineRule="auto" w:after="40"/>
-              <w:jc w:val="left"/>
-            </w:pPr>
-            <w:r>
-              <w:rPr>
-                <w:rFonts w:ascii="Times New Roman" w:hAnsi="Times New Roman" w:cs="Times New Roman" w:eastAsia="Times New Roman"/>
-                <w:b w:val="0"/>
-                <w:i w:val="0"/>
-                <w:sz w:val="26"/>
-              </w:rPr>
-              <w:t>- Nêu giả thuyết và nguyên lý vận hành ban đầu.</w:t>
-            </w:r>
-          </w:p>
-          <w:p>
-            <w:pPr>
-              <w:spacing w:line="276" w:lineRule="auto" w:after="40"/>
-              <w:jc w:val="left"/>
-            </w:pPr>
-            <w:r>
-              <w:rPr>
-                <w:rFonts w:ascii="Times New Roman" w:hAnsi="Times New Roman" w:cs="Times New Roman" w:eastAsia="Times New Roman"/>
-                <w:b w:val="0"/>
-                <w:i w:val="0"/>
-                <w:sz w:val="26"/>
-              </w:rPr>
-              <w:t>Bước 4: Đánh giá kết quả thực hiện nhiệm vụ:</w:t>
-            </w:r>
-          </w:p>
-          <w:p>
-            <w:pPr>
-              <w:spacing w:line="276" w:lineRule="auto" w:after="40"/>
-              <w:jc w:val="left"/>
-            </w:pPr>
-            <w:r>
-              <w:rPr>
-                <w:rFonts w:ascii="Times New Roman" w:hAnsi="Times New Roman" w:cs="Times New Roman" w:eastAsia="Times New Roman"/>
-                <w:b w:val="0"/>
-                <w:i w:val="0"/>
-                <w:sz w:val="26"/>
-              </w:rPr>
-              <w:t>- GV nhận xét, chuẩn hóa kiến thức và dẫn dắt vào bài mới.</w:t>
+              <w:t>+ GV cho HS xem video và đặt câu hỏi.</w:t>
+              <w:br/>
+              <w:t>+  HS lắng nghe và trả lời câu hỏi.</w:t>
+              <w:br/>
+              <w:t>+ GV lắng nghe và nhận xét.</w:t>
+            </w:r>
+            <w:r>
+              <w:rPr>
+                <w:rFonts w:ascii="Times New Roman" w:hAnsi="Times New Roman" w:cs="Times New Roman" w:eastAsia="Times New Roman"/>
+                <w:b w:val="0"/>
+                <w:i w:val="0"/>
+                <w:sz w:val="26"/>
+              </w:rPr>
+            </w:r>
+          </w:p>
+          <w:p>
+            <w:pPr>
+              <w:spacing w:line="276" w:lineRule="auto" w:after="40"/>
+              <w:jc w:val="left"/>
+            </w:pPr>
+            <w:r>
+              <w:rPr>
+                <w:rFonts w:ascii="Times New Roman" w:hAnsi="Times New Roman" w:cs="Times New Roman" w:eastAsia="Times New Roman"/>
+                <w:b w:val="0"/>
+                <w:i w:val="0"/>
+                <w:sz w:val="26"/>
+              </w:rPr>
+            </w:r>
+          </w:p>
+          <w:p>
+            <w:pPr>
+              <w:spacing w:line="276" w:lineRule="auto" w:after="40"/>
+              <w:jc w:val="left"/>
+            </w:pPr>
+            <w:r>
+              <w:rPr>
+                <w:rFonts w:ascii="Times New Roman" w:hAnsi="Times New Roman" w:cs="Times New Roman" w:eastAsia="Times New Roman"/>
+                <w:b w:val="0"/>
+                <w:i w:val="0"/>
+                <w:sz w:val="26"/>
+              </w:rPr>
+            </w:r>
+          </w:p>
+          <w:p>
+            <w:pPr>
+              <w:spacing w:line="276" w:lineRule="auto" w:after="40"/>
+              <w:jc w:val="left"/>
+            </w:pPr>
+            <w:r>
+              <w:rPr>
+                <w:rFonts w:ascii="Times New Roman" w:hAnsi="Times New Roman" w:cs="Times New Roman" w:eastAsia="Times New Roman"/>
+                <w:b w:val="0"/>
+                <w:i w:val="0"/>
+                <w:sz w:val="26"/>
+              </w:rPr>
+            </w:r>
+          </w:p>
+          <w:p>
+            <w:pPr>
+              <w:spacing w:line="276" w:lineRule="auto" w:after="40"/>
+              <w:jc w:val="left"/>
+            </w:pPr>
+            <w:r>
+              <w:rPr>
+                <w:rFonts w:ascii="Times New Roman" w:hAnsi="Times New Roman" w:cs="Times New Roman" w:eastAsia="Times New Roman"/>
+                <w:b w:val="0"/>
+                <w:i w:val="0"/>
+                <w:sz w:val="26"/>
+              </w:rPr>
+            </w:r>
+          </w:p>
+          <w:p>
+            <w:pPr>
+              <w:spacing w:line="276" w:lineRule="auto" w:after="40"/>
+              <w:jc w:val="left"/>
+            </w:pPr>
+            <w:r>
+              <w:rPr>
+                <w:rFonts w:ascii="Times New Roman" w:hAnsi="Times New Roman" w:cs="Times New Roman" w:eastAsia="Times New Roman"/>
+                <w:b w:val="0"/>
+                <w:i w:val="0"/>
+                <w:sz w:val="26"/>
+              </w:rPr>
+            </w:r>
+          </w:p>
+          <w:p>
+            <w:pPr>
+              <w:spacing w:line="276" w:lineRule="auto" w:after="40"/>
+              <w:jc w:val="left"/>
+            </w:pPr>
+            <w:r>
+              <w:rPr>
+                <w:rFonts w:ascii="Times New Roman" w:hAnsi="Times New Roman" w:cs="Times New Roman" w:eastAsia="Times New Roman"/>
+                <w:b w:val="0"/>
+                <w:i w:val="0"/>
+                <w:sz w:val="26"/>
+              </w:rPr>
+            </w:r>
+          </w:p>
+          <w:p>
+            <w:pPr>
+              <w:spacing w:line="276" w:lineRule="auto" w:after="40"/>
+              <w:jc w:val="left"/>
+            </w:pPr>
+            <w:r>
+              <w:rPr>
+                <w:rFonts w:ascii="Times New Roman" w:hAnsi="Times New Roman" w:cs="Times New Roman" w:eastAsia="Times New Roman"/>
+                <w:b w:val="0"/>
+                <w:i w:val="0"/>
+                <w:sz w:val="26"/>
+              </w:rPr>
+            </w:r>
+          </w:p>
+          <w:p>
+            <w:pPr>
+              <w:spacing w:line="276" w:lineRule="auto" w:after="40"/>
+              <w:jc w:val="left"/>
+            </w:pPr>
+            <w:r>
+              <w:rPr>
+                <w:rFonts w:ascii="Times New Roman" w:hAnsi="Times New Roman" w:cs="Times New Roman" w:eastAsia="Times New Roman"/>
+                <w:b w:val="0"/>
+                <w:i w:val="0"/>
+                <w:sz w:val="26"/>
+              </w:rPr>
+            </w:r>
+          </w:p>
+          <w:p>
+            <w:pPr>
+              <w:spacing w:line="276" w:lineRule="auto" w:after="40"/>
+              <w:jc w:val="left"/>
+            </w:pPr>
+            <w:r>
+              <w:rPr>
+                <w:rFonts w:ascii="Times New Roman" w:hAnsi="Times New Roman" w:cs="Times New Roman" w:eastAsia="Times New Roman"/>
+                <w:b w:val="0"/>
+                <w:i w:val="0"/>
+                <w:sz w:val="26"/>
+              </w:rPr>
+            </w:r>
+          </w:p>
+          <w:p>
+            <w:pPr>
+              <w:spacing w:line="276" w:lineRule="auto" w:after="40"/>
+              <w:jc w:val="left"/>
+            </w:pPr>
+            <w:r>
+              <w:rPr>
+                <w:rFonts w:ascii="Times New Roman" w:hAnsi="Times New Roman" w:cs="Times New Roman" w:eastAsia="Times New Roman"/>
+                <w:b w:val="0"/>
+                <w:i w:val="0"/>
+                <w:sz w:val="26"/>
+              </w:rPr>
             </w:r>
           </w:p>
         </w:tc>
@@ -1165,30 +1159,33 @@
                 <w:rFonts w:ascii="Times New Roman" w:hAnsi="Times New Roman" w:cs="Times New Roman"/>
                 <w:sz w:val="26"/>
               </w:rPr>
-            </w:r>
-            <w:r>
-              <w:rPr>
-                <w:rFonts w:ascii="Times New Roman" w:hAnsi="Times New Roman" w:cs="Times New Roman" w:eastAsia="Times New Roman"/>
-                <w:b w:val="0"/>
-                <w:i w:val="0"/>
-                <w:sz w:val="26"/>
-              </w:rPr>
-              <w:t>HS nhận diện được vấn đề kỹ thuật của bài học.</w:t>
-            </w:r>
-          </w:p>
-          <w:p>
-            <w:pPr>
-              <w:spacing w:line="276" w:lineRule="auto" w:after="40"/>
-              <w:jc w:val="left"/>
-            </w:pPr>
-            <w:r>
-              <w:rPr>
-                <w:rFonts w:ascii="Times New Roman" w:hAnsi="Times New Roman" w:cs="Times New Roman" w:eastAsia="Times New Roman"/>
-                <w:b w:val="0"/>
-                <w:i w:val="0"/>
-                <w:sz w:val="26"/>
-              </w:rPr>
-              <w:t>HS sẵn sàng bước vào hoạt động chính.</w:t>
+              <w:t>Câu trả lời của HS.</w:t>
+              <w:br/>
+              <w:t>+ Câu hỏi: Hãy sắp xếp các bức tranh theo thứ tự xuất hiện của các phương tiện giao thông?</w:t>
+              <w:br/>
+              <w:t>+ Đáp án: B – A – C – D.</w:t>
+            </w:r>
+            <w:r>
+              <w:rPr>
+                <w:rFonts w:ascii="Times New Roman" w:hAnsi="Times New Roman" w:cs="Times New Roman" w:eastAsia="Times New Roman"/>
+                <w:b w:val="0"/>
+                <w:i w:val="0"/>
+                <w:sz w:val="26"/>
+              </w:rPr>
+            </w:r>
+          </w:p>
+          <w:p>
+            <w:pPr>
+              <w:spacing w:line="276" w:lineRule="auto" w:after="40"/>
+              <w:jc w:val="left"/>
+            </w:pPr>
+            <w:r>
+              <w:rPr>
+                <w:rFonts w:ascii="Times New Roman" w:hAnsi="Times New Roman" w:cs="Times New Roman" w:eastAsia="Times New Roman"/>
+                <w:b w:val="0"/>
+                <w:i w:val="0"/>
+                <w:sz w:val="26"/>
+              </w:rPr>
             </w:r>
           </w:p>
         </w:tc>
@@ -1411,165 +1408,163 @@
                 <w:rFonts w:ascii="Times New Roman" w:hAnsi="Times New Roman" w:cs="Times New Roman"/>
                 <w:sz w:val="26"/>
               </w:rPr>
-            </w:r>
-            <w:r>
-              <w:rPr>
-                <w:rFonts w:ascii="Times New Roman" w:hAnsi="Times New Roman" w:cs="Times New Roman" w:eastAsia="Times New Roman"/>
-                <w:b w:val="0"/>
-                <w:i w:val="0"/>
-                <w:sz w:val="26"/>
-              </w:rPr>
-              <w:t>Bước 1: Chuyển giao nhiệm vụ học tập:</w:t>
-            </w:r>
-          </w:p>
-          <w:p>
-            <w:pPr>
-              <w:spacing w:line="276" w:lineRule="auto" w:after="40"/>
-              <w:jc w:val="left"/>
-            </w:pPr>
-            <w:r>
-              <w:rPr>
-                <w:rFonts w:ascii="Times New Roman" w:hAnsi="Times New Roman" w:cs="Times New Roman" w:eastAsia="Times New Roman"/>
-                <w:b w:val="0"/>
-                <w:i w:val="0"/>
-                <w:sz w:val="26"/>
-              </w:rPr>
-              <w:t>- GV phát phiếu hướng dẫn và trình chiếu sơ đồ 2D/3D của Bài 6. Phương tiện giao thông qua các thời đại.</w:t>
-            </w:r>
-          </w:p>
-          <w:p>
-            <w:pPr>
-              <w:spacing w:line="276" w:lineRule="auto" w:after="40"/>
-              <w:jc w:val="left"/>
-            </w:pPr>
-            <w:r>
-              <w:rPr>
-                <w:rFonts w:ascii="Times New Roman" w:hAnsi="Times New Roman" w:cs="Times New Roman" w:eastAsia="Times New Roman"/>
-                <w:b w:val="0"/>
-                <w:i w:val="0"/>
-                <w:sz w:val="26"/>
-              </w:rPr>
-              <w:t>- Hướng dẫn nhận biết chiều lắp chốt và cổng cắm động cơ.</w:t>
-            </w:r>
-          </w:p>
-          <w:p>
-            <w:pPr>
-              <w:spacing w:line="276" w:lineRule="auto" w:after="40"/>
-              <w:jc w:val="left"/>
-            </w:pPr>
-            <w:r>
-              <w:rPr>
-                <w:rFonts w:ascii="Times New Roman" w:hAnsi="Times New Roman" w:cs="Times New Roman" w:eastAsia="Times New Roman"/>
-                <w:b w:val="0"/>
-                <w:i w:val="0"/>
-                <w:sz w:val="26"/>
-              </w:rPr>
-              <w:t>Bước 2: Học sinh tiếp nhận nhiệm vụ học tập:</w:t>
-            </w:r>
-          </w:p>
-          <w:p>
-            <w:pPr>
-              <w:spacing w:line="276" w:lineRule="auto" w:after="40"/>
-              <w:jc w:val="left"/>
-            </w:pPr>
-            <w:r>
-              <w:rPr>
-                <w:rFonts w:ascii="Times New Roman" w:hAnsi="Times New Roman" w:cs="Times New Roman" w:eastAsia="Times New Roman"/>
-                <w:b w:val="0"/>
-                <w:i w:val="0"/>
-                <w:sz w:val="26"/>
-              </w:rPr>
-              <w:t>- HS tiếp nhận phiếu, quan sát các góc ghép linh kiện.</w:t>
-            </w:r>
-          </w:p>
-          <w:p>
-            <w:pPr>
-              <w:spacing w:line="276" w:lineRule="auto" w:after="40"/>
-              <w:jc w:val="left"/>
-            </w:pPr>
-            <w:r>
-              <w:rPr>
-                <w:rFonts w:ascii="Times New Roman" w:hAnsi="Times New Roman" w:cs="Times New Roman" w:eastAsia="Times New Roman"/>
-                <w:b w:val="0"/>
-                <w:i w:val="0"/>
-                <w:sz w:val="26"/>
-              </w:rPr>
-              <w:t>- HS đối chiếu danh mục, nhặt đúng số lượng chốt và khung nối.</w:t>
-            </w:r>
-          </w:p>
-          <w:p>
-            <w:pPr>
-              <w:spacing w:line="276" w:lineRule="auto" w:after="40"/>
-              <w:jc w:val="left"/>
-            </w:pPr>
-            <w:r>
-              <w:rPr>
-                <w:rFonts w:ascii="Times New Roman" w:hAnsi="Times New Roman" w:cs="Times New Roman" w:eastAsia="Times New Roman"/>
-                <w:b w:val="0"/>
-                <w:i w:val="0"/>
-                <w:sz w:val="26"/>
-              </w:rPr>
-              <w:t>Bước 3: Báo cáo kết quả hoạt động:</w:t>
-            </w:r>
-          </w:p>
-          <w:p>
-            <w:pPr>
-              <w:spacing w:line="276" w:lineRule="auto" w:after="40"/>
-              <w:jc w:val="left"/>
-            </w:pPr>
-            <w:r>
-              <w:rPr>
-                <w:rFonts w:ascii="Times New Roman" w:hAnsi="Times New Roman" w:cs="Times New Roman" w:eastAsia="Times New Roman"/>
-                <w:b w:val="0"/>
-                <w:i w:val="0"/>
-                <w:sz w:val="26"/>
-              </w:rPr>
-              <w:t>- GV kiểm tra khay linh kiện từng nhóm tại bàn.</w:t>
-            </w:r>
-          </w:p>
-          <w:p>
-            <w:pPr>
-              <w:spacing w:line="276" w:lineRule="auto" w:after="40"/>
-              <w:jc w:val="left"/>
-            </w:pPr>
-            <w:r>
-              <w:rPr>
-                <w:rFonts w:ascii="Times New Roman" w:hAnsi="Times New Roman" w:cs="Times New Roman" w:eastAsia="Times New Roman"/>
-                <w:b w:val="0"/>
-                <w:i w:val="0"/>
-                <w:sz w:val="26"/>
-              </w:rPr>
-              <w:t>- Đại diện nhóm giơ khay linh kiện để kiểm tra.</w:t>
-            </w:r>
-          </w:p>
-          <w:p>
-            <w:pPr>
-              <w:spacing w:line="276" w:lineRule="auto" w:after="40"/>
-              <w:jc w:val="left"/>
-            </w:pPr>
-            <w:r>
-              <w:rPr>
-                <w:rFonts w:ascii="Times New Roman" w:hAnsi="Times New Roman" w:cs="Times New Roman" w:eastAsia="Times New Roman"/>
-                <w:b w:val="0"/>
-                <w:i w:val="0"/>
-                <w:sz w:val="26"/>
-              </w:rPr>
-              <w:t>Bước 4: Đánh giá kết quả thực hiện nhiệm vụ:</w:t>
-            </w:r>
-          </w:p>
-          <w:p>
-            <w:pPr>
-              <w:spacing w:line="276" w:lineRule="auto" w:after="40"/>
-              <w:jc w:val="left"/>
-            </w:pPr>
-            <w:r>
-              <w:rPr>
-                <w:rFonts w:ascii="Times New Roman" w:hAnsi="Times New Roman" w:cs="Times New Roman" w:eastAsia="Times New Roman"/>
-                <w:b w:val="0"/>
-                <w:i w:val="0"/>
-                <w:sz w:val="26"/>
-              </w:rPr>
-              <w:t>- GV chốt quy trình các bước lắp ráp mô hình robot.</w:t>
+              <w:t>+ GV giới thiệu cho HS về thứ tự xuất hiện các phươn tiện giao thông.</w:t>
+              <w:br/>
+              <w:t>+ GV yêu cầu HS tự phác thảo ra giấy ý tưởng về người hiệp sĩ.</w:t>
+              <w:br/>
+              <w:t>+ HS tự phác thảo ra giấy ý tưởng của bản thân.</w:t>
+              <w:br/>
+              <w:t>+ GV cho HS lên bảng trình bày ý tưởng.</w:t>
+              <w:br/>
+              <w:t>+ GV nhận xét và giới thiệu mẫu robot Hiệp sĩ.</w:t>
+            </w:r>
+            <w:r>
+              <w:rPr>
+                <w:rFonts w:ascii="Times New Roman" w:hAnsi="Times New Roman" w:cs="Times New Roman" w:eastAsia="Times New Roman"/>
+                <w:b w:val="0"/>
+                <w:i w:val="0"/>
+                <w:sz w:val="26"/>
+              </w:rPr>
+            </w:r>
+          </w:p>
+          <w:p>
+            <w:pPr>
+              <w:spacing w:line="276" w:lineRule="auto" w:after="40"/>
+              <w:jc w:val="left"/>
+            </w:pPr>
+            <w:r>
+              <w:rPr>
+                <w:rFonts w:ascii="Times New Roman" w:hAnsi="Times New Roman" w:cs="Times New Roman" w:eastAsia="Times New Roman"/>
+                <w:b w:val="0"/>
+                <w:i w:val="0"/>
+                <w:sz w:val="26"/>
+              </w:rPr>
+            </w:r>
+          </w:p>
+          <w:p>
+            <w:pPr>
+              <w:spacing w:line="276" w:lineRule="auto" w:after="40"/>
+              <w:jc w:val="left"/>
+            </w:pPr>
+            <w:r>
+              <w:rPr>
+                <w:rFonts w:ascii="Times New Roman" w:hAnsi="Times New Roman" w:cs="Times New Roman" w:eastAsia="Times New Roman"/>
+                <w:b w:val="0"/>
+                <w:i w:val="0"/>
+                <w:sz w:val="26"/>
+              </w:rPr>
+            </w:r>
+          </w:p>
+          <w:p>
+            <w:pPr>
+              <w:spacing w:line="276" w:lineRule="auto" w:after="40"/>
+              <w:jc w:val="left"/>
+            </w:pPr>
+            <w:r>
+              <w:rPr>
+                <w:rFonts w:ascii="Times New Roman" w:hAnsi="Times New Roman" w:cs="Times New Roman" w:eastAsia="Times New Roman"/>
+                <w:b w:val="0"/>
+                <w:i w:val="0"/>
+                <w:sz w:val="26"/>
+              </w:rPr>
+            </w:r>
+          </w:p>
+          <w:p>
+            <w:pPr>
+              <w:spacing w:line="276" w:lineRule="auto" w:after="40"/>
+              <w:jc w:val="left"/>
+            </w:pPr>
+            <w:r>
+              <w:rPr>
+                <w:rFonts w:ascii="Times New Roman" w:hAnsi="Times New Roman" w:cs="Times New Roman" w:eastAsia="Times New Roman"/>
+                <w:b w:val="0"/>
+                <w:i w:val="0"/>
+                <w:sz w:val="26"/>
+              </w:rPr>
+            </w:r>
+          </w:p>
+          <w:p>
+            <w:pPr>
+              <w:spacing w:line="276" w:lineRule="auto" w:after="40"/>
+              <w:jc w:val="left"/>
+            </w:pPr>
+            <w:r>
+              <w:rPr>
+                <w:rFonts w:ascii="Times New Roman" w:hAnsi="Times New Roman" w:cs="Times New Roman" w:eastAsia="Times New Roman"/>
+                <w:b w:val="0"/>
+                <w:i w:val="0"/>
+                <w:sz w:val="26"/>
+              </w:rPr>
+            </w:r>
+          </w:p>
+          <w:p>
+            <w:pPr>
+              <w:spacing w:line="276" w:lineRule="auto" w:after="40"/>
+              <w:jc w:val="left"/>
+            </w:pPr>
+            <w:r>
+              <w:rPr>
+                <w:rFonts w:ascii="Times New Roman" w:hAnsi="Times New Roman" w:cs="Times New Roman" w:eastAsia="Times New Roman"/>
+                <w:b w:val="0"/>
+                <w:i w:val="0"/>
+                <w:sz w:val="26"/>
+              </w:rPr>
+            </w:r>
+          </w:p>
+          <w:p>
+            <w:pPr>
+              <w:spacing w:line="276" w:lineRule="auto" w:after="40"/>
+              <w:jc w:val="left"/>
+            </w:pPr>
+            <w:r>
+              <w:rPr>
+                <w:rFonts w:ascii="Times New Roman" w:hAnsi="Times New Roman" w:cs="Times New Roman" w:eastAsia="Times New Roman"/>
+                <w:b w:val="0"/>
+                <w:i w:val="0"/>
+                <w:sz w:val="26"/>
+              </w:rPr>
+            </w:r>
+          </w:p>
+          <w:p>
+            <w:pPr>
+              <w:spacing w:line="276" w:lineRule="auto" w:after="40"/>
+              <w:jc w:val="left"/>
+            </w:pPr>
+            <w:r>
+              <w:rPr>
+                <w:rFonts w:ascii="Times New Roman" w:hAnsi="Times New Roman" w:cs="Times New Roman" w:eastAsia="Times New Roman"/>
+                <w:b w:val="0"/>
+                <w:i w:val="0"/>
+                <w:sz w:val="26"/>
+              </w:rPr>
+            </w:r>
+          </w:p>
+          <w:p>
+            <w:pPr>
+              <w:spacing w:line="276" w:lineRule="auto" w:after="40"/>
+              <w:jc w:val="left"/>
+            </w:pPr>
+            <w:r>
+              <w:rPr>
+                <w:rFonts w:ascii="Times New Roman" w:hAnsi="Times New Roman" w:cs="Times New Roman" w:eastAsia="Times New Roman"/>
+                <w:b w:val="0"/>
+                <w:i w:val="0"/>
+                <w:sz w:val="26"/>
+              </w:rPr>
+            </w:r>
+          </w:p>
+          <w:p>
+            <w:pPr>
+              <w:spacing w:line="276" w:lineRule="auto" w:after="40"/>
+              <w:jc w:val="left"/>
+            </w:pPr>
+            <w:r>
+              <w:rPr>
+                <w:rFonts w:ascii="Times New Roman" w:hAnsi="Times New Roman" w:cs="Times New Roman" w:eastAsia="Times New Roman"/>
+                <w:b w:val="0"/>
+                <w:i w:val="0"/>
+                <w:sz w:val="26"/>
+              </w:rPr>
             </w:r>
           </w:p>
         </w:tc>
@@ -1593,30 +1588,35 @@
                 <w:rFonts w:ascii="Times New Roman" w:hAnsi="Times New Roman" w:cs="Times New Roman"/>
                 <w:sz w:val="26"/>
               </w:rPr>
-            </w:r>
-            <w:r>
-              <w:rPr>
-                <w:rFonts w:ascii="Times New Roman" w:hAnsi="Times New Roman" w:cs="Times New Roman" w:eastAsia="Times New Roman"/>
-                <w:b w:val="0"/>
-                <w:i w:val="0"/>
-                <w:sz w:val="26"/>
-              </w:rPr>
-              <w:t>HS nắm vững quy trình các bước lắp ráp.</w:t>
-            </w:r>
-          </w:p>
-          <w:p>
-            <w:pPr>
-              <w:spacing w:line="276" w:lineRule="auto" w:after="40"/>
-              <w:jc w:val="left"/>
-            </w:pPr>
-            <w:r>
-              <w:rPr>
-                <w:rFonts w:ascii="Times New Roman" w:hAnsi="Times New Roman" w:cs="Times New Roman" w:eastAsia="Times New Roman"/>
-                <w:b w:val="0"/>
-                <w:i w:val="0"/>
-                <w:sz w:val="26"/>
-              </w:rPr>
-              <w:t>Danh mục linh kiện đầy đủ, chuẩn xác.</w:t>
+              <w:t>+ Nêu được tên các phương tiện giao thông qua các thời đại.</w:t>
+              <w:br/>
+              <w:t>+ Phác họa được ý tưởng thiết kế robot hiệp sĩ cưỡi ngựa.</w:t>
+              <w:br/>
+              <w:t>Sản phẩm phác họa trên giấy của HS.</w:t>
+              <w:br/>
+              <w:t>+ Thứ tự xuất hiện các phương tiện giao thông:</w:t>
+            </w:r>
+            <w:r>
+              <w:rPr>
+                <w:rFonts w:ascii="Times New Roman" w:hAnsi="Times New Roman" w:cs="Times New Roman" w:eastAsia="Times New Roman"/>
+                <w:b w:val="0"/>
+                <w:i w:val="0"/>
+                <w:sz w:val="26"/>
+              </w:rPr>
+            </w:r>
+          </w:p>
+          <w:p>
+            <w:pPr>
+              <w:spacing w:line="276" w:lineRule="auto" w:after="40"/>
+              <w:jc w:val="left"/>
+            </w:pPr>
+            <w:r>
+              <w:rPr>
+                <w:rFonts w:ascii="Times New Roman" w:hAnsi="Times New Roman" w:cs="Times New Roman" w:eastAsia="Times New Roman"/>
+                <w:b w:val="0"/>
+                <w:i w:val="0"/>
+                <w:sz w:val="26"/>
+              </w:rPr>
             </w:r>
           </w:p>
         </w:tc>
@@ -1839,165 +1839,245 @@
                 <w:rFonts w:ascii="Times New Roman" w:hAnsi="Times New Roman" w:cs="Times New Roman"/>
                 <w:sz w:val="26"/>
               </w:rPr>
-            </w:r>
-            <w:r>
-              <w:rPr>
-                <w:rFonts w:ascii="Times New Roman" w:hAnsi="Times New Roman" w:cs="Times New Roman" w:eastAsia="Times New Roman"/>
-                <w:b w:val="0"/>
-                <w:i w:val="0"/>
-                <w:sz w:val="26"/>
-              </w:rPr>
-              <w:t>Bước 1: Chuyển giao nhiệm vụ học tập:</w:t>
-            </w:r>
-          </w:p>
-          <w:p>
-            <w:pPr>
-              <w:spacing w:line="276" w:lineRule="auto" w:after="40"/>
-              <w:jc w:val="left"/>
-            </w:pPr>
-            <w:r>
-              <w:rPr>
-                <w:rFonts w:ascii="Times New Roman" w:hAnsi="Times New Roman" w:cs="Times New Roman" w:eastAsia="Times New Roman"/>
-                <w:b w:val="0"/>
-                <w:i w:val="0"/>
-                <w:sz w:val="26"/>
-              </w:rPr>
-              <w:t>- GV giao nhiệm vụ cho từng nhóm lắp ráp mô hình Bài 6. Phương tiện giao thông qua các thời đại.</w:t>
-            </w:r>
-          </w:p>
-          <w:p>
-            <w:pPr>
-              <w:spacing w:line="276" w:lineRule="auto" w:after="40"/>
-              <w:jc w:val="left"/>
-            </w:pPr>
-            <w:r>
-              <w:rPr>
-                <w:rFonts w:ascii="Times New Roman" w:hAnsi="Times New Roman" w:cs="Times New Roman" w:eastAsia="Times New Roman"/>
-                <w:b w:val="0"/>
-                <w:i w:val="0"/>
-                <w:sz w:val="26"/>
-              </w:rPr>
-              <w:t>Bước 2: Học sinh tiếp nhận nhiệm vụ học tập:</w:t>
-            </w:r>
-          </w:p>
-          <w:p>
-            <w:pPr>
-              <w:spacing w:line="276" w:lineRule="auto" w:after="40"/>
-              <w:jc w:val="left"/>
-            </w:pPr>
-            <w:r>
-              <w:rPr>
-                <w:rFonts w:ascii="Times New Roman" w:hAnsi="Times New Roman" w:cs="Times New Roman" w:eastAsia="Times New Roman"/>
-                <w:b w:val="0"/>
-                <w:i w:val="0"/>
-                <w:sz w:val="26"/>
-              </w:rPr>
-              <w:t>- HS phân công nhiệm vụ (xem sơ đồ, lắp khung, chọn chốt).</w:t>
-            </w:r>
-          </w:p>
-          <w:p>
-            <w:pPr>
-              <w:spacing w:line="276" w:lineRule="auto" w:after="40"/>
-              <w:jc w:val="left"/>
-            </w:pPr>
-            <w:r>
-              <w:rPr>
-                <w:rFonts w:ascii="Times New Roman" w:hAnsi="Times New Roman" w:cs="Times New Roman" w:eastAsia="Times New Roman"/>
-                <w:b w:val="0"/>
-                <w:i w:val="0"/>
-                <w:sz w:val="26"/>
-              </w:rPr>
-              <w:t>- HS tiến hành lắp ráp cẩn thận từng chi tiết theo sơ đồ.</w:t>
-            </w:r>
-          </w:p>
-          <w:p>
-            <w:pPr>
-              <w:spacing w:line="276" w:lineRule="auto" w:after="40"/>
-              <w:jc w:val="left"/>
-            </w:pPr>
-            <w:r>
-              <w:rPr>
-                <w:rFonts w:ascii="Times New Roman" w:hAnsi="Times New Roman" w:cs="Times New Roman" w:eastAsia="Times New Roman"/>
-                <w:b w:val="0"/>
-                <w:i w:val="0"/>
-                <w:sz w:val="26"/>
-              </w:rPr>
-              <w:t>Bước 3: Báo cáo kết quả hoạt động:</w:t>
-            </w:r>
-          </w:p>
-          <w:p>
-            <w:pPr>
-              <w:spacing w:line="276" w:lineRule="auto" w:after="40"/>
-              <w:jc w:val="left"/>
-            </w:pPr>
-            <w:r>
-              <w:rPr>
-                <w:rFonts w:ascii="Times New Roman" w:hAnsi="Times New Roman" w:cs="Times New Roman" w:eastAsia="Times New Roman"/>
-                <w:b w:val="0"/>
-                <w:i w:val="0"/>
-                <w:sz w:val="26"/>
-              </w:rPr>
-              <w:t>- GV yêu cầu các nhóm cấp nguồn/nạp code và cho robot vận hành thử.</w:t>
-            </w:r>
-          </w:p>
-          <w:p>
-            <w:pPr>
-              <w:spacing w:line="276" w:lineRule="auto" w:after="40"/>
-              <w:jc w:val="left"/>
-            </w:pPr>
-            <w:r>
-              <w:rPr>
-                <w:rFonts w:ascii="Times New Roman" w:hAnsi="Times New Roman" w:cs="Times New Roman" w:eastAsia="Times New Roman"/>
-                <w:b w:val="0"/>
-                <w:i w:val="0"/>
-                <w:sz w:val="26"/>
-              </w:rPr>
-              <w:t>- HS đặt robot lên bàn thử nghiệm, quan sát hoạt động.</w:t>
-            </w:r>
-          </w:p>
-          <w:p>
-            <w:pPr>
-              <w:spacing w:line="276" w:lineRule="auto" w:after="40"/>
-              <w:jc w:val="left"/>
-            </w:pPr>
-            <w:r>
-              <w:rPr>
-                <w:rFonts w:ascii="Times New Roman" w:hAnsi="Times New Roman" w:cs="Times New Roman" w:eastAsia="Times New Roman"/>
-                <w:b w:val="0"/>
-                <w:i w:val="0"/>
-                <w:sz w:val="26"/>
-              </w:rPr>
-              <w:t>Bước 4: Đánh giá kết quả thực hiện nhiệm vụ:</w:t>
-            </w:r>
-          </w:p>
-          <w:p>
-            <w:pPr>
-              <w:spacing w:line="276" w:lineRule="auto" w:after="40"/>
-              <w:jc w:val="left"/>
-            </w:pPr>
-            <w:r>
-              <w:rPr>
-                <w:rFonts w:ascii="Times New Roman" w:hAnsi="Times New Roman" w:cs="Times New Roman" w:eastAsia="Times New Roman"/>
-                <w:b w:val="0"/>
-                <w:i w:val="0"/>
-                <w:sz w:val="26"/>
-              </w:rPr>
-              <w:t>- GV đánh giá sản phẩm thực hành, chấm điểm tiêu chí kỹ thuật.</w:t>
-            </w:r>
-          </w:p>
-          <w:p>
-            <w:pPr>
-              <w:spacing w:line="276" w:lineRule="auto" w:after="40"/>
-              <w:jc w:val="left"/>
-            </w:pPr>
-            <w:r>
-              <w:rPr>
-                <w:rFonts w:ascii="Times New Roman" w:hAnsi="Times New Roman" w:cs="Times New Roman" w:eastAsia="Times New Roman"/>
-                <w:b w:val="0"/>
-                <w:i w:val="0"/>
-                <w:sz w:val="26"/>
-              </w:rPr>
-              <w:t>- HS tinh chỉnh lại chốt nối nếu robot bị kẹt hoặc di chuyển lệch.</w:t>
+              <w:t>+ GV yêu cầu HS mở hộp, lựa chọn các mảnh ghép và lắp ghép theo hướng dẫn trong sách. Lưu ý cách sử dụng chốt trong suốt.</w:t>
+              <w:br/>
+              <w:t>+ HS tiến hành lắp ráp động cơ dynamixel.</w:t>
+              <w:br/>
+              <w:t>+ HS tiến hành lắp ráp robot Hiệp sĩ cưỡi ngựa.</w:t>
+            </w:r>
+            <w:r>
+              <w:rPr>
+                <w:rFonts w:ascii="Times New Roman" w:hAnsi="Times New Roman" w:cs="Times New Roman" w:eastAsia="Times New Roman"/>
+                <w:b w:val="0"/>
+                <w:i w:val="0"/>
+                <w:sz w:val="26"/>
+              </w:rPr>
+            </w:r>
+          </w:p>
+          <w:p>
+            <w:pPr>
+              <w:spacing w:line="276" w:lineRule="auto" w:after="40"/>
+              <w:jc w:val="left"/>
+            </w:pPr>
+            <w:r>
+              <w:rPr>
+                <w:rFonts w:ascii="Times New Roman" w:hAnsi="Times New Roman" w:cs="Times New Roman" w:eastAsia="Times New Roman"/>
+                <w:b w:val="0"/>
+                <w:i w:val="0"/>
+                <w:sz w:val="26"/>
+              </w:rPr>
+            </w:r>
+          </w:p>
+          <w:p>
+            <w:pPr>
+              <w:spacing w:line="276" w:lineRule="auto" w:after="40"/>
+              <w:jc w:val="left"/>
+            </w:pPr>
+            <w:r>
+              <w:rPr>
+                <w:rFonts w:ascii="Times New Roman" w:hAnsi="Times New Roman" w:cs="Times New Roman" w:eastAsia="Times New Roman"/>
+                <w:b w:val="0"/>
+                <w:i w:val="0"/>
+                <w:sz w:val="26"/>
+              </w:rPr>
+            </w:r>
+          </w:p>
+          <w:p>
+            <w:pPr>
+              <w:spacing w:line="276" w:lineRule="auto" w:after="40"/>
+              <w:jc w:val="left"/>
+            </w:pPr>
+            <w:r>
+              <w:rPr>
+                <w:rFonts w:ascii="Times New Roman" w:hAnsi="Times New Roman" w:cs="Times New Roman" w:eastAsia="Times New Roman"/>
+                <w:b w:val="0"/>
+                <w:i w:val="0"/>
+                <w:sz w:val="26"/>
+              </w:rPr>
+            </w:r>
+          </w:p>
+          <w:p>
+            <w:pPr>
+              <w:spacing w:line="276" w:lineRule="auto" w:after="40"/>
+              <w:jc w:val="left"/>
+            </w:pPr>
+            <w:r>
+              <w:rPr>
+                <w:rFonts w:ascii="Times New Roman" w:hAnsi="Times New Roman" w:cs="Times New Roman" w:eastAsia="Times New Roman"/>
+                <w:b w:val="0"/>
+                <w:i w:val="0"/>
+                <w:sz w:val="26"/>
+              </w:rPr>
+            </w:r>
+          </w:p>
+          <w:p>
+            <w:pPr>
+              <w:spacing w:line="276" w:lineRule="auto" w:after="40"/>
+              <w:jc w:val="left"/>
+            </w:pPr>
+            <w:r>
+              <w:rPr>
+                <w:rFonts w:ascii="Times New Roman" w:hAnsi="Times New Roman" w:cs="Times New Roman" w:eastAsia="Times New Roman"/>
+                <w:b w:val="0"/>
+                <w:i w:val="0"/>
+                <w:sz w:val="26"/>
+              </w:rPr>
+            </w:r>
+          </w:p>
+          <w:p>
+            <w:pPr>
+              <w:spacing w:line="276" w:lineRule="auto" w:after="40"/>
+              <w:jc w:val="left"/>
+            </w:pPr>
+            <w:r>
+              <w:rPr>
+                <w:rFonts w:ascii="Times New Roman" w:hAnsi="Times New Roman" w:cs="Times New Roman" w:eastAsia="Times New Roman"/>
+                <w:b w:val="0"/>
+                <w:i w:val="0"/>
+                <w:sz w:val="26"/>
+              </w:rPr>
+            </w:r>
+          </w:p>
+          <w:p>
+            <w:pPr>
+              <w:spacing w:line="276" w:lineRule="auto" w:after="40"/>
+              <w:jc w:val="left"/>
+            </w:pPr>
+            <w:r>
+              <w:rPr>
+                <w:rFonts w:ascii="Times New Roman" w:hAnsi="Times New Roman" w:cs="Times New Roman" w:eastAsia="Times New Roman"/>
+                <w:b w:val="0"/>
+                <w:i w:val="0"/>
+                <w:sz w:val="26"/>
+              </w:rPr>
+            </w:r>
+          </w:p>
+          <w:p>
+            <w:pPr>
+              <w:spacing w:line="276" w:lineRule="auto" w:after="40"/>
+              <w:jc w:val="left"/>
+            </w:pPr>
+            <w:r>
+              <w:rPr>
+                <w:rFonts w:ascii="Times New Roman" w:hAnsi="Times New Roman" w:cs="Times New Roman" w:eastAsia="Times New Roman"/>
+                <w:b w:val="0"/>
+                <w:i w:val="0"/>
+                <w:sz w:val="26"/>
+              </w:rPr>
+            </w:r>
+          </w:p>
+          <w:p>
+            <w:pPr>
+              <w:spacing w:line="276" w:lineRule="auto" w:after="40"/>
+              <w:jc w:val="left"/>
+            </w:pPr>
+            <w:r>
+              <w:rPr>
+                <w:rFonts w:ascii="Times New Roman" w:hAnsi="Times New Roman" w:cs="Times New Roman" w:eastAsia="Times New Roman"/>
+                <w:b w:val="0"/>
+                <w:i w:val="0"/>
+                <w:sz w:val="26"/>
+              </w:rPr>
+            </w:r>
+          </w:p>
+          <w:p>
+            <w:pPr>
+              <w:spacing w:line="276" w:lineRule="auto" w:after="40"/>
+              <w:jc w:val="left"/>
+            </w:pPr>
+            <w:r>
+              <w:rPr>
+                <w:rFonts w:ascii="Times New Roman" w:hAnsi="Times New Roman" w:cs="Times New Roman" w:eastAsia="Times New Roman"/>
+                <w:b w:val="0"/>
+                <w:i w:val="0"/>
+                <w:sz w:val="26"/>
+              </w:rPr>
+            </w:r>
+          </w:p>
+          <w:p>
+            <w:pPr>
+              <w:jc w:val="center"/>
+            </w:pPr>
+            <w:r>
+              <w:drawing>
+                <wp:inline distT="0" distB="0" distL="0" distR="0" wp14:anchorId="7796F37A" wp14:editId="79908813">
+                  <wp:extent cx="5115574" cy="1175657"/>
+                  <wp:effectExtent l="0" t="0" r="0" b="5715"/>
+                  <wp:docPr id="9" name="picture 7" descr="Sung. Tên của ảnh gốc: CLP000036c4000b.bmp Kích thước của ảnh gốc: rộng 902 pixel x cao 167 pixel"/>
+                  <wp:cNvGraphicFramePr/>
+                  <a:graphic xmlns:a="http://schemas.openxmlformats.org/drawingml/2006/main">
+                    <a:graphicData uri="http://schemas.openxmlformats.org/drawingml/2006/picture">
+                      <pic:pic xmlns:pic="http://schemas.openxmlformats.org/drawingml/2006/picture">
+                        <pic:nvPicPr>
+                          <pic:cNvPr id="0" name="pic"/>
+                          <pic:cNvPicPr/>
+                        </pic:nvPicPr>
+                        <pic:blipFill>
+                          <a:blip r:embed="rId16" cstate="print">
+                            <a:lum/>
+                          </a:blip>
+                          <a:srcRect/>
+                          <a:stretch>
+                            <a:fillRect/>
+                          </a:stretch>
+                        </pic:blipFill>
+                        <pic:spPr>
+                          <a:xfrm>
+                            <a:off x="0" y="0"/>
+                            <a:ext cx="5165042" cy="1187026"/>
+                          </a:xfrm>
+                          <a:prstGeom prst="rect">
+                            <a:avLst/>
+                          </a:prstGeom>
+                        </pic:spPr>
+                      </pic:pic>
+                    </a:graphicData>
+                  </a:graphic>
+                </wp:inline>
+              </w:drawing>
+            </w:r>
+          </w:p>
+          <w:p>
+            <w:pPr>
+              <w:jc w:val="center"/>
+            </w:pPr>
+            <w:r>
+              <w:drawing>
+                <wp:inline distT="0" distB="0" distL="0" distR="0" wp14:anchorId="75C417AC" wp14:editId="0589E6E1">
+                  <wp:extent cx="4885328" cy="3811980"/>
+                  <wp:effectExtent l="0" t="0" r="0" b="0"/>
+                  <wp:docPr id="103" name="picture 103" descr="Sung. Tên ảnh gốc: CLP000016640008.bmp Kích thước của ảnh gốc: rộng 790 pixel x cao 662 pixel"/>
+                  <wp:cNvGraphicFramePr/>
+                  <a:graphic xmlns:a="http://schemas.openxmlformats.org/drawingml/2006/main">
+                    <a:graphicData uri="http://schemas.openxmlformats.org/drawingml/2006/picture">
+                      <pic:pic xmlns:pic="http://schemas.openxmlformats.org/drawingml/2006/picture">
+                        <pic:nvPicPr>
+                          <pic:cNvPr id="0" name="pic"/>
+                          <pic:cNvPicPr/>
+                        </pic:nvPicPr>
+                        <pic:blipFill>
+                          <a:blip r:embed="rId17" cstate="print">
+                            <a:lum/>
+                          </a:blip>
+                          <a:srcRect/>
+                          <a:stretch>
+                            <a:fillRect/>
+                          </a:stretch>
+                        </pic:blipFill>
+                        <pic:spPr>
+                          <a:xfrm>
+                            <a:off x="0" y="0"/>
+                            <a:ext cx="4925651" cy="3843444"/>
+                          </a:xfrm>
+                          <a:prstGeom prst="rect">
+                            <a:avLst/>
+                          </a:prstGeom>
+                        </pic:spPr>
+                      </pic:pic>
+                    </a:graphicData>
+                  </a:graphic>
+                </wp:inline>
+              </w:drawing>
             </w:r>
           </w:p>
         </w:tc>
@@ -2021,30 +2101,29 @@
                 <w:rFonts w:ascii="Times New Roman" w:hAnsi="Times New Roman" w:cs="Times New Roman"/>
                 <w:sz w:val="26"/>
               </w:rPr>
-            </w:r>
-            <w:r>
-              <w:rPr>
-                <w:rFonts w:ascii="Times New Roman" w:hAnsi="Times New Roman" w:cs="Times New Roman" w:eastAsia="Times New Roman"/>
-                <w:b w:val="0"/>
-                <w:i w:val="0"/>
-                <w:sz w:val="26"/>
-              </w:rPr>
-              <w:t>Mô hình robot Bài 6. Phương tiện giao thông qua các thời đại hoàn thiện.</w:t>
-            </w:r>
-          </w:p>
-          <w:p>
-            <w:pPr>
-              <w:spacing w:line="276" w:lineRule="auto" w:after="40"/>
-              <w:jc w:val="left"/>
-            </w:pPr>
-            <w:r>
-              <w:rPr>
-                <w:rFonts w:ascii="Times New Roman" w:hAnsi="Times New Roman" w:cs="Times New Roman" w:eastAsia="Times New Roman"/>
-                <w:b w:val="0"/>
-                <w:i w:val="0"/>
-                <w:sz w:val="26"/>
-              </w:rPr>
-              <w:t>Robot vận hành chính xác, trơn tru.</w:t>
+              <w:t>Sản phẩm robot của HS.</w:t>
+            </w:r>
+            <w:r>
+              <w:rPr>
+                <w:rFonts w:ascii="Times New Roman" w:hAnsi="Times New Roman" w:cs="Times New Roman" w:eastAsia="Times New Roman"/>
+                <w:b w:val="0"/>
+                <w:i w:val="0"/>
+                <w:sz w:val="26"/>
+              </w:rPr>
+            </w:r>
+          </w:p>
+          <w:p>
+            <w:pPr>
+              <w:spacing w:line="276" w:lineRule="auto" w:after="40"/>
+              <w:jc w:val="left"/>
+            </w:pPr>
+            <w:r>
+              <w:rPr>
+                <w:rFonts w:ascii="Times New Roman" w:hAnsi="Times New Roman" w:cs="Times New Roman" w:eastAsia="Times New Roman"/>
+                <w:b w:val="0"/>
+                <w:i w:val="0"/>
+                <w:sz w:val="26"/>
+              </w:rPr>
             </w:r>
           </w:p>
         </w:tc>
@@ -2267,150 +2346,163 @@
                 <w:rFonts w:ascii="Times New Roman" w:hAnsi="Times New Roman" w:cs="Times New Roman"/>
                 <w:sz w:val="26"/>
               </w:rPr>
-            </w:r>
-            <w:r>
-              <w:rPr>
-                <w:rFonts w:ascii="Times New Roman" w:hAnsi="Times New Roman" w:cs="Times New Roman" w:eastAsia="Times New Roman"/>
-                <w:b w:val="0"/>
-                <w:i w:val="0"/>
-                <w:sz w:val="26"/>
-              </w:rPr>
-              <w:t>Bước 1: Chuyển giao nhiệm vụ học tập:</w:t>
-            </w:r>
-          </w:p>
-          <w:p>
-            <w:pPr>
-              <w:spacing w:line="276" w:lineRule="auto" w:after="40"/>
-              <w:jc w:val="left"/>
-            </w:pPr>
-            <w:r>
-              <w:rPr>
-                <w:rFonts w:ascii="Times New Roman" w:hAnsi="Times New Roman" w:cs="Times New Roman" w:eastAsia="Times New Roman"/>
-                <w:b w:val="0"/>
-                <w:i w:val="0"/>
-                <w:sz w:val="26"/>
-              </w:rPr>
-              <w:t>- GV đặt câu hỏi: "Em có thể cải tiến cấu trúc nào để Bài 6. Phương tiện giao thông qua các thời đại hoạt động tốt hơn?"</w:t>
-            </w:r>
-          </w:p>
-          <w:p>
-            <w:pPr>
-              <w:spacing w:line="276" w:lineRule="auto" w:after="40"/>
-              <w:jc w:val="left"/>
-            </w:pPr>
-            <w:r>
-              <w:rPr>
-                <w:rFonts w:ascii="Times New Roman" w:hAnsi="Times New Roman" w:cs="Times New Roman" w:eastAsia="Times New Roman"/>
-                <w:b w:val="0"/>
-                <w:i w:val="0"/>
-                <w:sz w:val="26"/>
-              </w:rPr>
-              <w:t>Bước 2: Học sinh tiếp nhận nhiệm vụ học tập:</w:t>
-            </w:r>
-          </w:p>
-          <w:p>
-            <w:pPr>
-              <w:spacing w:line="276" w:lineRule="auto" w:after="40"/>
-              <w:jc w:val="left"/>
-            </w:pPr>
-            <w:r>
-              <w:rPr>
-                <w:rFonts w:ascii="Times New Roman" w:hAnsi="Times New Roman" w:cs="Times New Roman" w:eastAsia="Times New Roman"/>
-                <w:b w:val="0"/>
-                <w:i w:val="0"/>
-                <w:sz w:val="26"/>
-              </w:rPr>
-              <w:t>- HS suy nghĩ ý tưởng sáng tạo mở rộng.</w:t>
-            </w:r>
-          </w:p>
-          <w:p>
-            <w:pPr>
-              <w:spacing w:line="276" w:lineRule="auto" w:after="40"/>
-              <w:jc w:val="left"/>
-            </w:pPr>
-            <w:r>
-              <w:rPr>
-                <w:rFonts w:ascii="Times New Roman" w:hAnsi="Times New Roman" w:cs="Times New Roman" w:eastAsia="Times New Roman"/>
-                <w:b w:val="0"/>
-                <w:i w:val="0"/>
-                <w:sz w:val="26"/>
-              </w:rPr>
-              <w:t>- HS nhẹ nhàng tháo chốt, phân loại linh kiện về đúng ngăn trong hộp Kit.</w:t>
-            </w:r>
-          </w:p>
-          <w:p>
-            <w:pPr>
-              <w:spacing w:line="276" w:lineRule="auto" w:after="40"/>
-              <w:jc w:val="left"/>
-            </w:pPr>
-            <w:r>
-              <w:rPr>
-                <w:rFonts w:ascii="Times New Roman" w:hAnsi="Times New Roman" w:cs="Times New Roman" w:eastAsia="Times New Roman"/>
-                <w:b w:val="0"/>
-                <w:i w:val="0"/>
-                <w:sz w:val="26"/>
-              </w:rPr>
-              <w:t>Bước 3: Báo cáo kết quả hoạt động:</w:t>
-            </w:r>
-          </w:p>
-          <w:p>
-            <w:pPr>
-              <w:spacing w:line="276" w:lineRule="auto" w:after="40"/>
-              <w:jc w:val="left"/>
-            </w:pPr>
-            <w:r>
-              <w:rPr>
-                <w:rFonts w:ascii="Times New Roman" w:hAnsi="Times New Roman" w:cs="Times New Roman" w:eastAsia="Times New Roman"/>
-                <w:b w:val="0"/>
-                <w:i w:val="0"/>
-                <w:sz w:val="26"/>
-              </w:rPr>
-              <w:t>- 1-2 HS trình bày ý tưởng nâng cấp robot trước lớp.</w:t>
-            </w:r>
-          </w:p>
-          <w:p>
-            <w:pPr>
-              <w:spacing w:line="276" w:lineRule="auto" w:after="40"/>
-              <w:jc w:val="left"/>
-            </w:pPr>
-            <w:r>
-              <w:rPr>
-                <w:rFonts w:ascii="Times New Roman" w:hAnsi="Times New Roman" w:cs="Times New Roman" w:eastAsia="Times New Roman"/>
-                <w:b w:val="0"/>
-                <w:i w:val="0"/>
-                <w:sz w:val="26"/>
-              </w:rPr>
-              <w:t>Bước 4: Giáo viên nhắc nhở nhiệm vụ về nhà:</w:t>
-            </w:r>
-          </w:p>
-          <w:p>
-            <w:pPr>
-              <w:spacing w:line="276" w:lineRule="auto" w:after="40"/>
-              <w:jc w:val="left"/>
-            </w:pPr>
-            <w:r>
-              <w:rPr>
-                <w:rFonts w:ascii="Times New Roman" w:hAnsi="Times New Roman" w:cs="Times New Roman" w:eastAsia="Times New Roman"/>
-                <w:b w:val="0"/>
-                <w:i w:val="0"/>
-                <w:sz w:val="26"/>
-              </w:rPr>
-              <w:t>- GV dặn dò nhiệm vụ chuẩn bị cho bài học tiếp theo.</w:t>
-            </w:r>
-          </w:p>
-          <w:p>
-            <w:pPr>
-              <w:spacing w:line="276" w:lineRule="auto" w:after="40"/>
-              <w:jc w:val="left"/>
-            </w:pPr>
-            <w:r>
-              <w:rPr>
-                <w:rFonts w:ascii="Times New Roman" w:hAnsi="Times New Roman" w:cs="Times New Roman" w:eastAsia="Times New Roman"/>
-                <w:b w:val="0"/>
-                <w:i w:val="0"/>
-                <w:sz w:val="26"/>
-              </w:rPr>
-              <w:t>- HS thu dọn bàn học, nộp lại hộp Kit Robotics ngăn nắp.</w:t>
+              <w:t>+ GV hướng dẫn HS lắp ráp sáng tạo thêm cho robot.</w:t>
+              <w:br/>
+              <w:t>+ HS tiến hành lắp ráp, sáng tạo dựa trên những gợi ý của GV và những mảnh ghép còn trong hộp.</w:t>
+              <w:br/>
+              <w:t>5. Tự học (Let’s move)</w:t>
+              <w:br/>
+              <w:t>- Mục tiêu: Vận hành được robot đã lắp.</w:t>
+              <w:br/>
+              <w:t>- Nội dung: HS vận hành robot vừa lắp, chơi với robot.</w:t>
+              <w:br/>
+              <w:t>+ GV tổ chức cho HS chơi với robot sau khi lắp xong.</w:t>
+              <w:br/>
+              <w:t>+ HS tự chơi với robot.</w:t>
+              <w:br/>
+              <w:t>6. Tự kiểm tra (Let’s check)</w:t>
+              <w:br/>
+              <w:t>- Mục tiêu: HS tháo được chốt, sắp xếp ngăn nắp các mảnh ghép vào trong hộp.</w:t>
+              <w:br/>
+              <w:t>- Nội dung: HS tháo chốt, sắp xếp các mảnh ghép.</w:t>
+              <w:br/>
+              <w:t>+ GV cho HS tháo chốt.</w:t>
+              <w:br/>
+              <w:t>+ HS tiến hành tháo robot, sắp xếp ngăn nắp các mảnh ghép vào trong hộp, dọn dẹp bàn ghế quanh vị trí ngồi.</w:t>
+            </w:r>
+            <w:r>
+              <w:rPr>
+                <w:rFonts w:ascii="Times New Roman" w:hAnsi="Times New Roman" w:cs="Times New Roman" w:eastAsia="Times New Roman"/>
+                <w:b w:val="0"/>
+                <w:i w:val="0"/>
+                <w:sz w:val="26"/>
+              </w:rPr>
+            </w:r>
+          </w:p>
+          <w:p>
+            <w:pPr>
+              <w:spacing w:line="276" w:lineRule="auto" w:after="40"/>
+              <w:jc w:val="left"/>
+            </w:pPr>
+            <w:r>
+              <w:rPr>
+                <w:rFonts w:ascii="Times New Roman" w:hAnsi="Times New Roman" w:cs="Times New Roman" w:eastAsia="Times New Roman"/>
+                <w:b w:val="0"/>
+                <w:i w:val="0"/>
+                <w:sz w:val="26"/>
+              </w:rPr>
+            </w:r>
+          </w:p>
+          <w:p>
+            <w:pPr>
+              <w:spacing w:line="276" w:lineRule="auto" w:after="40"/>
+              <w:jc w:val="left"/>
+            </w:pPr>
+            <w:r>
+              <w:rPr>
+                <w:rFonts w:ascii="Times New Roman" w:hAnsi="Times New Roman" w:cs="Times New Roman" w:eastAsia="Times New Roman"/>
+                <w:b w:val="0"/>
+                <w:i w:val="0"/>
+                <w:sz w:val="26"/>
+              </w:rPr>
+            </w:r>
+          </w:p>
+          <w:p>
+            <w:pPr>
+              <w:spacing w:line="276" w:lineRule="auto" w:after="40"/>
+              <w:jc w:val="left"/>
+            </w:pPr>
+            <w:r>
+              <w:rPr>
+                <w:rFonts w:ascii="Times New Roman" w:hAnsi="Times New Roman" w:cs="Times New Roman" w:eastAsia="Times New Roman"/>
+                <w:b w:val="0"/>
+                <w:i w:val="0"/>
+                <w:sz w:val="26"/>
+              </w:rPr>
+            </w:r>
+          </w:p>
+          <w:p>
+            <w:pPr>
+              <w:spacing w:line="276" w:lineRule="auto" w:after="40"/>
+              <w:jc w:val="left"/>
+            </w:pPr>
+            <w:r>
+              <w:rPr>
+                <w:rFonts w:ascii="Times New Roman" w:hAnsi="Times New Roman" w:cs="Times New Roman" w:eastAsia="Times New Roman"/>
+                <w:b w:val="0"/>
+                <w:i w:val="0"/>
+                <w:sz w:val="26"/>
+              </w:rPr>
+            </w:r>
+          </w:p>
+          <w:p>
+            <w:pPr>
+              <w:spacing w:line="276" w:lineRule="auto" w:after="40"/>
+              <w:jc w:val="left"/>
+            </w:pPr>
+            <w:r>
+              <w:rPr>
+                <w:rFonts w:ascii="Times New Roman" w:hAnsi="Times New Roman" w:cs="Times New Roman" w:eastAsia="Times New Roman"/>
+                <w:b w:val="0"/>
+                <w:i w:val="0"/>
+                <w:sz w:val="26"/>
+              </w:rPr>
+            </w:r>
+          </w:p>
+          <w:p>
+            <w:pPr>
+              <w:spacing w:line="276" w:lineRule="auto" w:after="40"/>
+              <w:jc w:val="left"/>
+            </w:pPr>
+            <w:r>
+              <w:rPr>
+                <w:rFonts w:ascii="Times New Roman" w:hAnsi="Times New Roman" w:cs="Times New Roman" w:eastAsia="Times New Roman"/>
+                <w:b w:val="0"/>
+                <w:i w:val="0"/>
+                <w:sz w:val="26"/>
+              </w:rPr>
+            </w:r>
+          </w:p>
+          <w:p>
+            <w:pPr>
+              <w:spacing w:line="276" w:lineRule="auto" w:after="40"/>
+              <w:jc w:val="left"/>
+            </w:pPr>
+            <w:r>
+              <w:rPr>
+                <w:rFonts w:ascii="Times New Roman" w:hAnsi="Times New Roman" w:cs="Times New Roman" w:eastAsia="Times New Roman"/>
+                <w:b w:val="0"/>
+                <w:i w:val="0"/>
+                <w:sz w:val="26"/>
+              </w:rPr>
+            </w:r>
+          </w:p>
+          <w:p>
+            <w:pPr>
+              <w:spacing w:line="276" w:lineRule="auto" w:after="40"/>
+              <w:jc w:val="left"/>
+            </w:pPr>
+            <w:r>
+              <w:rPr>
+                <w:rFonts w:ascii="Times New Roman" w:hAnsi="Times New Roman" w:cs="Times New Roman" w:eastAsia="Times New Roman"/>
+                <w:b w:val="0"/>
+                <w:i w:val="0"/>
+                <w:sz w:val="26"/>
+              </w:rPr>
+            </w:r>
+          </w:p>
+          <w:p>
+            <w:pPr>
+              <w:spacing w:line="276" w:lineRule="auto" w:after="40"/>
+              <w:jc w:val="left"/>
+            </w:pPr>
+            <w:r>
+              <w:rPr>
+                <w:rFonts w:ascii="Times New Roman" w:hAnsi="Times New Roman" w:cs="Times New Roman" w:eastAsia="Times New Roman"/>
+                <w:b w:val="0"/>
+                <w:i w:val="0"/>
+                <w:sz w:val="26"/>
+              </w:rPr>
             </w:r>
           </w:p>
         </w:tc>
@@ -2434,30 +2526,29 @@
                 <w:rFonts w:ascii="Times New Roman" w:hAnsi="Times New Roman" w:cs="Times New Roman"/>
                 <w:sz w:val="26"/>
               </w:rPr>
-            </w:r>
-            <w:r>
-              <w:rPr>
-                <w:rFonts w:ascii="Times New Roman" w:hAnsi="Times New Roman" w:cs="Times New Roman" w:eastAsia="Times New Roman"/>
-                <w:b w:val="0"/>
-                <w:i w:val="0"/>
-                <w:sz w:val="26"/>
-              </w:rPr>
-              <w:t>HS đề xuất được ý tưởng cải tiến mô hình robot.</w:t>
-            </w:r>
-          </w:p>
-          <w:p>
-            <w:pPr>
-              <w:spacing w:line="276" w:lineRule="auto" w:after="40"/>
-              <w:jc w:val="left"/>
-            </w:pPr>
-            <w:r>
-              <w:rPr>
-                <w:rFonts w:ascii="Times New Roman" w:hAnsi="Times New Roman" w:cs="Times New Roman" w:eastAsia="Times New Roman"/>
-                <w:b w:val="0"/>
-                <w:i w:val="0"/>
-                <w:sz w:val="26"/>
-              </w:rPr>
-              <w:t>Bộ Kit Robotics được phân loại và bảo quản tốt.</w:t>
+              <w:t>Sản phẩm robot sáng tạo của HS.</w:t>
+            </w:r>
+            <w:r>
+              <w:rPr>
+                <w:rFonts w:ascii="Times New Roman" w:hAnsi="Times New Roman" w:cs="Times New Roman" w:eastAsia="Times New Roman"/>
+                <w:b w:val="0"/>
+                <w:i w:val="0"/>
+                <w:sz w:val="26"/>
+              </w:rPr>
+            </w:r>
+          </w:p>
+          <w:p>
+            <w:pPr>
+              <w:spacing w:line="276" w:lineRule="auto" w:after="40"/>
+              <w:jc w:val="left"/>
+            </w:pPr>
+            <w:r>
+              <w:rPr>
+                <w:rFonts w:ascii="Times New Roman" w:hAnsi="Times New Roman" w:cs="Times New Roman" w:eastAsia="Times New Roman"/>
+                <w:b w:val="0"/>
+                <w:i w:val="0"/>
+                <w:sz w:val="26"/>
+              </w:rPr>
             </w:r>
           </w:p>
         </w:tc>
